--- a/docs/documentos/01 EDT y WBS del proyecto.docx
+++ b/docs/documentos/01 EDT y WBS del proyecto.docx
@@ -215,41 +215,6 @@
           <w:sz w:val="24"/>
         </w:rPr>
         <w:t>Estructura de Descomposición del Trabajo (EDT/WBS) del Proyecto C.I.S.P.P.H.</w:t>
-      </w:r>
-    </w:p>
-    <w:p>
-      <w:pPr>
-        <w:keepNext/>
-        <w:widowControl/>
-        <w:spacing w:lineRule="auto" w:line="480" w:before="0" w:after="0"/>
-        <w:jc w:val="left"/>
-      </w:pPr>
-      <w:r>
-        <w:rPr>
-          <w:rFonts w:ascii="Times New Roman" w:hAnsi="Times New Roman" w:cs="Times New Roman" w:eastAsia="Times New Roman"/>
-          <w:b/>
-          <w:i w:val="0"/>
-          <w:sz w:val="24"/>
-        </w:rPr>
-        <w:t>Nota de alcance</w:t>
-      </w:r>
-    </w:p>
-    <w:p>
-      <w:pPr>
-        <w:keepNext w:val="0"/>
-        <w:widowControl/>
-        <w:spacing w:lineRule="auto" w:line="480" w:before="0" w:after="0"/>
-        <w:ind w:firstLine="720"/>
-        <w:jc w:val="left"/>
-      </w:pPr>
-      <w:r>
-        <w:rPr>
-          <w:rFonts w:ascii="Times New Roman" w:hAnsi="Times New Roman" w:cs="Times New Roman" w:eastAsia="Times New Roman"/>
-          <w:b w:val="0"/>
-          <w:i w:val="0"/>
-          <w:sz w:val="24"/>
-        </w:rPr>
-        <w:t>El cliente, el conjunto «Robles del Norte P.H.» y todas las cifras de este documento son ficticios: no hubo entrevistas ni observaciones con personas reales. Lo que se dice del cliente es una hipótesis de trabajo. El equipo usó Claude (Anthropic) como apoyo; las decisiones y la revisión final son del equipo y del docente.</w:t>
       </w:r>
     </w:p>
     <w:p>
@@ -2141,7 +2106,7 @@
                 <w:i w:val="0"/>
                 <w:sz w:val="16"/>
               </w:rPr>
-              <w:t>Caso del Cliente (ficticio) y definición VIS/VIP/No VIP</w:t>
+              <w:t>Caso del Cliente y definición VIS/VIP/No VIP</w:t>
             </w:r>
           </w:p>
         </w:tc>

--- a/docs/documentos/01 EDT y WBS del proyecto.docx
+++ b/docs/documentos/01 EDT y WBS del proyecto.docx
@@ -6744,7 +6744,7 @@
           <w:i w:val="0"/>
           <w:sz w:val="20"/>
         </w:rPr>
-        <w:t>Las fechas son una propuesta y los responsables marcados «Por asignar» se definirán con el docente. Ningún estado equivale a «Hecho».</w:t>
+        <w:t>Las fechas son una propuesta y los responsables marcados «Por asignar» se definirán en el equipo. Ningún estado equivale a «Hecho».</w:t>
       </w:r>
     </w:p>
     <w:p>
